--- a/nep/docx/014.content.docx
+++ b/nep/docx/014.content.docx
@@ -211,36 +211,24 @@
         </w:rPr>
         <w:t xml:space="preserve">टायर भनेको </w:t>
       </w:r>
-      <w:hyperlink r:id="rId13">
-        <w:r>
-          <w:rPr>
-            <w:lang w:val="ne_NP" w:bidi="ne_NP"/>
-          </w:rPr>
-          <w:rPr>
-            <w:color w:val="0000EE"/>
-            <w:u w:val="single"/>
-          </w:rPr>
-          <w:t>इस्राएलको</w:t>
-        </w:r>
-      </w:hyperlink>
+      <w:r>
+        <w:rPr>
+          <w:lang w:val="ne_NP" w:bidi="ne_NP"/>
+        </w:rPr>
+        <w:t>इस्राएलको</w:t>
+      </w:r>
       <w:r>
         <w:rPr>
           <w:lang w:val="ne_NP" w:bidi="ne_NP"/>
         </w:rPr>
         <w:t xml:space="preserve"> उत्तरमा भएको क्षेत्र </w:t>
       </w:r>
-      <w:hyperlink r:id="rId14">
-        <w:r>
-          <w:rPr>
-            <w:lang w:val="ne_NP" w:bidi="ne_NP"/>
-          </w:rPr>
-          <w:rPr>
-            <w:color w:val="0000EE"/>
-            <w:u w:val="single"/>
-          </w:rPr>
-          <w:t>सिरियाली फोनिशिया</w:t>
-        </w:r>
-      </w:hyperlink>
+      <w:r>
+        <w:rPr>
+          <w:lang w:val="ne_NP" w:bidi="ne_NP"/>
+        </w:rPr>
+        <w:t>सिरियाली फोनिशिया</w:t>
+      </w:r>
       <w:r>
         <w:rPr>
           <w:lang w:val="ne_NP" w:bidi="ne_NP"/>
@@ -249,7 +237,6 @@
       </w:r>
       <w:r>
         <w:rPr>
-          <w:b/>
           <w:lang w:val="ne_NP" w:bidi="ne_NP"/>
         </w:rPr>
         <w:t>यहूदी</w:t>
@@ -260,18 +247,12 @@
         </w:rPr>
         <w:t xml:space="preserve"> मानिसहरूलाई थाहा थियो। </w:t>
       </w:r>
-      <w:hyperlink r:id="rId15">
-        <w:r>
-          <w:rPr>
-            <w:lang w:val="ne_NP" w:bidi="ne_NP"/>
-          </w:rPr>
-          <w:rPr>
-            <w:color w:val="0000EE"/>
-            <w:u w:val="single"/>
-          </w:rPr>
-          <w:t>इस्राएली</w:t>
-        </w:r>
-      </w:hyperlink>
+      <w:r>
+        <w:rPr>
+          <w:lang w:val="ne_NP" w:bidi="ne_NP"/>
+        </w:rPr>
+        <w:t>इस्राएली</w:t>
+      </w:r>
       <w:r>
         <w:rPr>
           <w:lang w:val="ne_NP" w:bidi="ne_NP"/>
@@ -280,7 +261,6 @@
       </w:r>
       <w:r>
         <w:rPr>
-          <w:b/>
           <w:lang w:val="ne_NP" w:bidi="ne_NP"/>
         </w:rPr>
         <w:t>भविष्यवाणी</w:t>
